--- a/mau_bao_cao.docx
+++ b/mau_bao_cao.docx
@@ -604,31 +604,33 @@
     <w:tbl>
       <w:tblPr>
         <w:tblStyle w:val="TableGrid"/>
-        <w:tblW w:w="9496" w:type="dxa"/>
+        <w:tblW w:w="9068" w:type="dxa"/>
         <w:tblLook w:val="04A0" w:firstRow="1" w:lastRow="0" w:firstColumn="1" w:lastColumn="0" w:noHBand="0" w:noVBand="1"/>
       </w:tblPr>
       <w:tblGrid>
-        <w:gridCol w:w="2517"/>
-        <w:gridCol w:w="1847"/>
+        <w:gridCol w:w="1555"/>
+        <w:gridCol w:w="2835"/>
         <w:gridCol w:w="2166"/>
-        <w:gridCol w:w="3317"/>
+        <w:gridCol w:w="2512"/>
       </w:tblGrid>
       <w:tr>
         <w:tc>
           <w:tcPr>
-            <w:tcW w:w="2265" w:type="dxa"/>
-            <w:vAlign w:val="center"/>
-          </w:tcPr>
-          <w:p>
-            <w:pPr>
-              <w:jc w:val="center"/>
-              <w:rPr>
-                <w:sz w:val="24"/>
-                <w:szCs w:val="24"/>
-              </w:rPr>
-            </w:pPr>
-            <w:r>
-              <w:rPr>
+            <w:tcW w:w="1555" w:type="dxa"/>
+            <w:vAlign w:val="center"/>
+          </w:tcPr>
+          <w:p>
+            <w:pPr>
+              <w:jc w:val="center"/>
+              <w:rPr>
+                <w:b/>
+                <w:sz w:val="24"/>
+                <w:szCs w:val="24"/>
+              </w:rPr>
+            </w:pPr>
+            <w:r>
+              <w:rPr>
+                <w:b/>
                 <w:sz w:val="24"/>
                 <w:szCs w:val="24"/>
               </w:rPr>
@@ -636,6 +638,7 @@
             </w:r>
             <w:r>
               <w:rPr>
+                <w:b/>
                 <w:sz w:val="24"/>
                 <w:szCs w:val="24"/>
               </w:rPr>
@@ -645,19 +648,21 @@
         </w:tc>
         <w:tc>
           <w:tcPr>
-            <w:tcW w:w="2550" w:type="dxa"/>
-            <w:vAlign w:val="center"/>
-          </w:tcPr>
-          <w:p>
-            <w:pPr>
-              <w:jc w:val="center"/>
-              <w:rPr>
-                <w:sz w:val="24"/>
-                <w:szCs w:val="24"/>
-              </w:rPr>
-            </w:pPr>
-            <w:r>
-              <w:rPr>
+            <w:tcW w:w="2835" w:type="dxa"/>
+            <w:vAlign w:val="center"/>
+          </w:tcPr>
+          <w:p>
+            <w:pPr>
+              <w:jc w:val="center"/>
+              <w:rPr>
+                <w:b/>
+                <w:sz w:val="24"/>
+                <w:szCs w:val="24"/>
+              </w:rPr>
+            </w:pPr>
+            <w:r>
+              <w:rPr>
+                <w:b/>
                 <w:sz w:val="24"/>
                 <w:szCs w:val="24"/>
               </w:rPr>
@@ -667,41 +672,55 @@
         </w:tc>
         <w:tc>
           <w:tcPr>
-            <w:tcW w:w="2410" w:type="dxa"/>
-            <w:vAlign w:val="center"/>
-          </w:tcPr>
-          <w:p>
-            <w:pPr>
-              <w:jc w:val="center"/>
-              <w:rPr>
-                <w:sz w:val="24"/>
-                <w:szCs w:val="24"/>
-              </w:rPr>
-            </w:pPr>
-            <w:r>
-              <w:rPr>
-                <w:sz w:val="24"/>
-                <w:szCs w:val="24"/>
-              </w:rPr>
-              <w:t>Quá trình công tác</w:t>
-            </w:r>
-          </w:p>
-        </w:tc>
-        <w:tc>
-          <w:tcPr>
-            <w:tcW w:w="2271" w:type="dxa"/>
-            <w:vAlign w:val="center"/>
-          </w:tcPr>
-          <w:p>
-            <w:pPr>
-              <w:jc w:val="center"/>
-              <w:rPr>
-                <w:sz w:val="24"/>
-                <w:szCs w:val="24"/>
-              </w:rPr>
-            </w:pPr>
-            <w:r>
-              <w:rPr>
+            <w:tcW w:w="2166" w:type="dxa"/>
+            <w:vAlign w:val="center"/>
+          </w:tcPr>
+          <w:p>
+            <w:pPr>
+              <w:jc w:val="center"/>
+              <w:rPr>
+                <w:b/>
+                <w:sz w:val="24"/>
+                <w:szCs w:val="24"/>
+              </w:rPr>
+            </w:pPr>
+            <w:r>
+              <w:rPr>
+                <w:b/>
+                <w:sz w:val="24"/>
+                <w:szCs w:val="24"/>
+              </w:rPr>
+              <w:t>Quá trình côn</w:t>
+            </w:r>
+            <w:bookmarkStart w:id="0" w:name="_GoBack"/>
+            <w:bookmarkEnd w:id="0"/>
+            <w:r>
+              <w:rPr>
+                <w:b/>
+                <w:sz w:val="24"/>
+                <w:szCs w:val="24"/>
+              </w:rPr>
+              <w:t>g tác</w:t>
+            </w:r>
+          </w:p>
+        </w:tc>
+        <w:tc>
+          <w:tcPr>
+            <w:tcW w:w="2512" w:type="dxa"/>
+            <w:vAlign w:val="center"/>
+          </w:tcPr>
+          <w:p>
+            <w:pPr>
+              <w:jc w:val="center"/>
+              <w:rPr>
+                <w:b/>
+                <w:sz w:val="24"/>
+                <w:szCs w:val="24"/>
+              </w:rPr>
+            </w:pPr>
+            <w:r>
+              <w:rPr>
+                <w:b/>
                 <w:sz w:val="24"/>
                 <w:szCs w:val="24"/>
               </w:rPr>
@@ -716,7 +735,7 @@
         </w:trPr>
         <w:tc>
           <w:tcPr>
-            <w:tcW w:w="2265" w:type="dxa"/>
+            <w:tcW w:w="1555" w:type="dxa"/>
           </w:tcPr>
           <w:p>
             <w:pPr>
@@ -729,16 +748,23 @@
             </w:pPr>
             <w:r>
               <w:rPr>
-                <w:sz w:val="24"/>
-                <w:szCs w:val="24"/>
-              </w:rPr>
-              <w:t>{#quaTrinh}{thoiGian}</w:t>
-            </w:r>
-          </w:p>
-        </w:tc>
-        <w:tc>
-          <w:tcPr>
-            <w:tcW w:w="2550" w:type="dxa"/>
+                <w:sz w:val="2"/>
+                <w:szCs w:val="2"/>
+              </w:rPr>
+              <w:t>{#quaTrinh}</w:t>
+            </w:r>
+            <w:r>
+              <w:rPr>
+                <w:sz w:val="24"/>
+                <w:szCs w:val="24"/>
+              </w:rPr>
+              <w:t>{thoiGian}</w:t>
+            </w:r>
+          </w:p>
+        </w:tc>
+        <w:tc>
+          <w:tcPr>
+            <w:tcW w:w="2835" w:type="dxa"/>
           </w:tcPr>
           <w:p>
             <w:pPr>
@@ -761,7 +787,7 @@
         </w:tc>
         <w:tc>
           <w:tcPr>
-            <w:tcW w:w="2410" w:type="dxa"/>
+            <w:tcW w:w="2166" w:type="dxa"/>
           </w:tcPr>
           <w:p>
             <w:pPr>
@@ -784,7 +810,7 @@
         </w:tc>
         <w:tc>
           <w:tcPr>
-            <w:tcW w:w="2271" w:type="dxa"/>
+            <w:tcW w:w="2512" w:type="dxa"/>
           </w:tcPr>
           <w:p>
             <w:pPr>
@@ -801,7 +827,14 @@
                 <w:sz w:val="24"/>
                 <w:szCs w:val="24"/>
               </w:rPr>
-              <w:t>{thoiGianXetKNC}{/quaTrinh}</w:t>
+              <w:t>{thoiGianXetKNC}</w:t>
+            </w:r>
+            <w:r>
+              <w:rPr>
+                <w:sz w:val="2"/>
+                <w:szCs w:val="2"/>
+              </w:rPr>
+              <w:t>{/quaTrinh}</w:t>
             </w:r>
           </w:p>
         </w:tc>
@@ -812,7 +845,7 @@
         </w:trPr>
         <w:tc>
           <w:tcPr>
-            <w:tcW w:w="2265" w:type="dxa"/>
+            <w:tcW w:w="1555" w:type="dxa"/>
             <w:vAlign w:val="center"/>
           </w:tcPr>
           <w:p>
@@ -835,39 +868,39 @@
         </w:tc>
         <w:tc>
           <w:tcPr>
-            <w:tcW w:w="2550" w:type="dxa"/>
-            <w:vAlign w:val="center"/>
-          </w:tcPr>
-          <w:p>
-            <w:pPr>
-              <w:jc w:val="center"/>
-              <w:rPr>
-                <w:b/>
-                <w:sz w:val="24"/>
-                <w:szCs w:val="24"/>
-              </w:rPr>
-            </w:pPr>
-          </w:p>
-        </w:tc>
-        <w:tc>
-          <w:tcPr>
-            <w:tcW w:w="2410" w:type="dxa"/>
-            <w:vAlign w:val="center"/>
-          </w:tcPr>
-          <w:p>
-            <w:pPr>
-              <w:jc w:val="center"/>
-              <w:rPr>
-                <w:b/>
-                <w:sz w:val="24"/>
-                <w:szCs w:val="24"/>
-              </w:rPr>
-            </w:pPr>
-          </w:p>
-        </w:tc>
-        <w:tc>
-          <w:tcPr>
-            <w:tcW w:w="2271" w:type="dxa"/>
+            <w:tcW w:w="2835" w:type="dxa"/>
+            <w:vAlign w:val="center"/>
+          </w:tcPr>
+          <w:p>
+            <w:pPr>
+              <w:jc w:val="center"/>
+              <w:rPr>
+                <w:b/>
+                <w:sz w:val="24"/>
+                <w:szCs w:val="24"/>
+              </w:rPr>
+            </w:pPr>
+          </w:p>
+        </w:tc>
+        <w:tc>
+          <w:tcPr>
+            <w:tcW w:w="2166" w:type="dxa"/>
+            <w:vAlign w:val="center"/>
+          </w:tcPr>
+          <w:p>
+            <w:pPr>
+              <w:jc w:val="center"/>
+              <w:rPr>
+                <w:b/>
+                <w:sz w:val="24"/>
+                <w:szCs w:val="24"/>
+              </w:rPr>
+            </w:pPr>
+          </w:p>
+        </w:tc>
+        <w:tc>
+          <w:tcPr>
+            <w:tcW w:w="2512" w:type="dxa"/>
             <w:vAlign w:val="center"/>
           </w:tcPr>
           <w:p>
@@ -1011,15 +1044,15 @@
     <w:tbl>
       <w:tblPr>
         <w:tblStyle w:val="TableGrid"/>
-        <w:tblW w:w="9074" w:type="dxa"/>
+        <w:tblW w:w="9067" w:type="dxa"/>
         <w:tblLook w:val="04A0" w:firstRow="1" w:lastRow="0" w:firstColumn="1" w:lastColumn="0" w:noHBand="0" w:noVBand="1"/>
       </w:tblPr>
       <w:tblGrid>
-        <w:gridCol w:w="2237"/>
+        <w:gridCol w:w="846"/>
         <w:gridCol w:w="860"/>
-        <w:gridCol w:w="1878"/>
-        <w:gridCol w:w="1329"/>
-        <w:gridCol w:w="2770"/>
+        <w:gridCol w:w="3534"/>
+        <w:gridCol w:w="1843"/>
+        <w:gridCol w:w="1984"/>
       </w:tblGrid>
       <w:tr>
         <w:trPr>
@@ -1027,7 +1060,7 @@
         </w:trPr>
         <w:tc>
           <w:tcPr>
-            <w:tcW w:w="2237" w:type="dxa"/>
+            <w:tcW w:w="846" w:type="dxa"/>
             <w:vAlign w:val="center"/>
           </w:tcPr>
           <w:p>
@@ -1083,7 +1116,7 @@
         </w:tc>
         <w:tc>
           <w:tcPr>
-            <w:tcW w:w="1878" w:type="dxa"/>
+            <w:tcW w:w="3534" w:type="dxa"/>
             <w:vAlign w:val="center"/>
           </w:tcPr>
           <w:p>
@@ -1111,7 +1144,7 @@
         </w:tc>
         <w:tc>
           <w:tcPr>
-            <w:tcW w:w="1329" w:type="dxa"/>
+            <w:tcW w:w="1843" w:type="dxa"/>
             <w:vAlign w:val="center"/>
           </w:tcPr>
           <w:p>
@@ -1139,7 +1172,7 @@
         </w:tc>
         <w:tc>
           <w:tcPr>
-            <w:tcW w:w="2770" w:type="dxa"/>
+            <w:tcW w:w="1984" w:type="dxa"/>
             <w:vAlign w:val="center"/>
           </w:tcPr>
           <w:p>
@@ -1182,7 +1215,7 @@
         </w:trPr>
         <w:tc>
           <w:tcPr>
-            <w:tcW w:w="2237" w:type="dxa"/>
+            <w:tcW w:w="846" w:type="dxa"/>
             <w:vAlign w:val="center"/>
           </w:tcPr>
           <w:p>
@@ -1238,7 +1271,7 @@
         </w:tc>
         <w:tc>
           <w:tcPr>
-            <w:tcW w:w="1878" w:type="dxa"/>
+            <w:tcW w:w="3534" w:type="dxa"/>
             <w:vAlign w:val="center"/>
           </w:tcPr>
           <w:p>
@@ -1266,7 +1299,7 @@
         </w:tc>
         <w:tc>
           <w:tcPr>
-            <w:tcW w:w="1329" w:type="dxa"/>
+            <w:tcW w:w="1843" w:type="dxa"/>
             <w:vAlign w:val="center"/>
           </w:tcPr>
           <w:p>
@@ -1294,7 +1327,7 @@
         </w:tc>
         <w:tc>
           <w:tcPr>
-            <w:tcW w:w="2770" w:type="dxa"/>
+            <w:tcW w:w="1984" w:type="dxa"/>
             <w:vAlign w:val="center"/>
           </w:tcPr>
           <w:p>
@@ -1324,7 +1357,7 @@
       <w:tr>
         <w:tc>
           <w:tcPr>
-            <w:tcW w:w="2237" w:type="dxa"/>
+            <w:tcW w:w="846" w:type="dxa"/>
           </w:tcPr>
           <w:p>
             <w:pPr>
@@ -1339,10 +1372,17 @@
             </w:pPr>
             <w:r>
               <w:rPr>
-                <w:sz w:val="24"/>
-                <w:szCs w:val="24"/>
-              </w:rPr>
-              <w:t>{#khenThuong}{stt}</w:t>
+                <w:sz w:val="2"/>
+                <w:szCs w:val="2"/>
+              </w:rPr>
+              <w:t>{#khenThuong}</w:t>
+            </w:r>
+            <w:r>
+              <w:rPr>
+                <w:sz w:val="24"/>
+                <w:szCs w:val="24"/>
+              </w:rPr>
+              <w:t>{stt}</w:t>
             </w:r>
           </w:p>
         </w:tc>
@@ -1372,7 +1412,7 @@
         </w:tc>
         <w:tc>
           <w:tcPr>
-            <w:tcW w:w="1878" w:type="dxa"/>
+            <w:tcW w:w="3534" w:type="dxa"/>
           </w:tcPr>
           <w:p>
             <w:pPr>
@@ -1396,7 +1436,7 @@
         </w:tc>
         <w:tc>
           <w:tcPr>
-            <w:tcW w:w="1329" w:type="dxa"/>
+            <w:tcW w:w="1843" w:type="dxa"/>
           </w:tcPr>
           <w:p>
             <w:pPr>
@@ -1420,7 +1460,7 @@
         </w:tc>
         <w:tc>
           <w:tcPr>
-            <w:tcW w:w="2770" w:type="dxa"/>
+            <w:tcW w:w="1984" w:type="dxa"/>
           </w:tcPr>
           <w:p>
             <w:pPr>
@@ -1438,7 +1478,14 @@
                 <w:sz w:val="24"/>
                 <w:szCs w:val="24"/>
               </w:rPr>
-              <w:t>{ngayQD}{/khenThuong}</w:t>
+              <w:t>{ngayQD}</w:t>
+            </w:r>
+            <w:r>
+              <w:rPr>
+                <w:sz w:val="2"/>
+                <w:szCs w:val="2"/>
+              </w:rPr>
+              <w:t>{/khenThuong}</w:t>
             </w:r>
           </w:p>
         </w:tc>
@@ -1462,6 +1509,7 @@
     </w:p>
     <w:p>
       <w:r>
+        <w:lastRenderedPageBreak/>
         <w:t>- {trangThaiKyLuat}</w:t>
       </w:r>
     </w:p>
@@ -1472,42 +1520,43 @@
         <w:tblLook w:val="04A0" w:firstRow="1" w:lastRow="0" w:firstColumn="1" w:lastColumn="0" w:noHBand="0" w:noVBand="1"/>
       </w:tblPr>
       <w:tblGrid>
-        <w:gridCol w:w="2093"/>
-        <w:gridCol w:w="756"/>
-        <w:gridCol w:w="1261"/>
-        <w:gridCol w:w="927"/>
-        <w:gridCol w:w="1048"/>
-        <w:gridCol w:w="2467"/>
-        <w:gridCol w:w="510"/>
+        <w:gridCol w:w="842"/>
+        <w:gridCol w:w="1807"/>
+        <w:gridCol w:w="1593"/>
+        <w:gridCol w:w="1153"/>
+        <w:gridCol w:w="1313"/>
+        <w:gridCol w:w="1384"/>
+        <w:gridCol w:w="970"/>
       </w:tblGrid>
       <w:tr>
         <w:tc>
           <w:tcPr>
-            <w:tcW w:w="1176" w:type="pct"/>
-          </w:tcPr>
-          <w:p>
-            <w:pPr>
-              <w:jc w:val="center"/>
-              <w:rPr>
-                <w:b/>
-                <w:sz w:val="24"/>
-                <w:szCs w:val="24"/>
-              </w:rPr>
-            </w:pPr>
-            <w:r>
-              <w:rPr>
-                <w:b/>
-                <w:sz w:val="24"/>
-                <w:szCs w:val="24"/>
-              </w:rPr>
-              <w:lastRenderedPageBreak/>
+            <w:tcW w:w="461" w:type="pct"/>
+            <w:vAlign w:val="center"/>
+          </w:tcPr>
+          <w:p>
+            <w:pPr>
+              <w:jc w:val="center"/>
+              <w:rPr>
+                <w:b/>
+                <w:sz w:val="24"/>
+                <w:szCs w:val="24"/>
+              </w:rPr>
+            </w:pPr>
+            <w:r>
+              <w:rPr>
+                <w:b/>
+                <w:sz w:val="24"/>
+                <w:szCs w:val="24"/>
+              </w:rPr>
               <w:t>STT</w:t>
             </w:r>
           </w:p>
         </w:tc>
         <w:tc>
           <w:tcPr>
-            <w:tcW w:w="405" w:type="pct"/>
+            <w:tcW w:w="1011" w:type="pct"/>
+            <w:vAlign w:val="center"/>
           </w:tcPr>
           <w:p>
             <w:pPr>
@@ -1530,7 +1579,8 @@
         </w:tc>
         <w:tc>
           <w:tcPr>
-            <w:tcW w:w="697" w:type="pct"/>
+            <w:tcW w:w="872" w:type="pct"/>
+            <w:vAlign w:val="center"/>
           </w:tcPr>
           <w:p>
             <w:pPr>
@@ -1553,7 +1603,8 @@
         </w:tc>
         <w:tc>
           <w:tcPr>
-            <w:tcW w:w="504" w:type="pct"/>
+            <w:tcW w:w="631" w:type="pct"/>
+            <w:vAlign w:val="center"/>
           </w:tcPr>
           <w:p>
             <w:pPr>
@@ -1576,7 +1627,8 @@
         </w:tc>
         <w:tc>
           <w:tcPr>
-            <w:tcW w:w="574" w:type="pct"/>
+            <w:tcW w:w="719" w:type="pct"/>
+            <w:vAlign w:val="center"/>
           </w:tcPr>
           <w:p>
             <w:pPr>
@@ -1599,7 +1651,8 @@
         </w:tc>
         <w:tc>
           <w:tcPr>
-            <w:tcW w:w="1392" w:type="pct"/>
+            <w:tcW w:w="757" w:type="pct"/>
+            <w:vAlign w:val="center"/>
           </w:tcPr>
           <w:p>
             <w:pPr>
@@ -1622,7 +1675,8 @@
         </w:tc>
         <w:tc>
           <w:tcPr>
-            <w:tcW w:w="252" w:type="pct"/>
+            <w:tcW w:w="550" w:type="pct"/>
+            <w:vAlign w:val="center"/>
           </w:tcPr>
           <w:p>
             <w:pPr>
@@ -1647,27 +1701,34 @@
       <w:tr>
         <w:tc>
           <w:tcPr>
-            <w:tcW w:w="1176" w:type="pct"/>
-          </w:tcPr>
-          <w:p>
-            <w:pPr>
-              <w:rPr>
-                <w:sz w:val="24"/>
-                <w:szCs w:val="24"/>
-              </w:rPr>
-            </w:pPr>
-            <w:r>
-              <w:rPr>
-                <w:sz w:val="24"/>
-                <w:szCs w:val="24"/>
-              </w:rPr>
-              <w:t>{#danhSachKyLuat}{stt}</w:t>
-            </w:r>
-          </w:p>
-        </w:tc>
-        <w:tc>
-          <w:tcPr>
-            <w:tcW w:w="405" w:type="pct"/>
+            <w:tcW w:w="461" w:type="pct"/>
+          </w:tcPr>
+          <w:p>
+            <w:pPr>
+              <w:rPr>
+                <w:sz w:val="24"/>
+                <w:szCs w:val="24"/>
+              </w:rPr>
+            </w:pPr>
+            <w:r>
+              <w:rPr>
+                <w:sz w:val="2"/>
+                <w:szCs w:val="2"/>
+              </w:rPr>
+              <w:t>{#danhSachKyLuat}</w:t>
+            </w:r>
+            <w:r>
+              <w:rPr>
+                <w:sz w:val="24"/>
+                <w:szCs w:val="24"/>
+              </w:rPr>
+              <w:t>{stt}</w:t>
+            </w:r>
+          </w:p>
+        </w:tc>
+        <w:tc>
+          <w:tcPr>
+            <w:tcW w:w="1011" w:type="pct"/>
           </w:tcPr>
           <w:p>
             <w:pPr>
@@ -1687,7 +1748,7 @@
         </w:tc>
         <w:tc>
           <w:tcPr>
-            <w:tcW w:w="697" w:type="pct"/>
+            <w:tcW w:w="872" w:type="pct"/>
           </w:tcPr>
           <w:p>
             <w:pPr>
@@ -1707,7 +1768,7 @@
         </w:tc>
         <w:tc>
           <w:tcPr>
-            <w:tcW w:w="504" w:type="pct"/>
+            <w:tcW w:w="631" w:type="pct"/>
           </w:tcPr>
           <w:p>
             <w:pPr>
@@ -1727,7 +1788,7 @@
         </w:tc>
         <w:tc>
           <w:tcPr>
-            <w:tcW w:w="574" w:type="pct"/>
+            <w:tcW w:w="719" w:type="pct"/>
           </w:tcPr>
           <w:p>
             <w:pPr>
@@ -1747,27 +1808,34 @@
         </w:tc>
         <w:tc>
           <w:tcPr>
-            <w:tcW w:w="1392" w:type="pct"/>
-          </w:tcPr>
-          <w:p>
-            <w:pPr>
-              <w:rPr>
-                <w:sz w:val="24"/>
-                <w:szCs w:val="24"/>
-              </w:rPr>
-            </w:pPr>
-            <w:r>
-              <w:rPr>
-                <w:sz w:val="24"/>
-                <w:szCs w:val="24"/>
-              </w:rPr>
-              <w:t>{thoiHan}{/danhSachKyLuat}</w:t>
-            </w:r>
-          </w:p>
-        </w:tc>
-        <w:tc>
-          <w:tcPr>
-            <w:tcW w:w="252" w:type="pct"/>
+            <w:tcW w:w="757" w:type="pct"/>
+          </w:tcPr>
+          <w:p>
+            <w:pPr>
+              <w:rPr>
+                <w:sz w:val="24"/>
+                <w:szCs w:val="24"/>
+              </w:rPr>
+            </w:pPr>
+            <w:r>
+              <w:rPr>
+                <w:sz w:val="24"/>
+                <w:szCs w:val="24"/>
+              </w:rPr>
+              <w:t>{thoiHan}</w:t>
+            </w:r>
+            <w:r>
+              <w:rPr>
+                <w:sz w:val="2"/>
+                <w:szCs w:val="2"/>
+              </w:rPr>
+              <w:t>{/danhSachKyLuat}</w:t>
+            </w:r>
+          </w:p>
+        </w:tc>
+        <w:tc>
+          <w:tcPr>
+            <w:tcW w:w="550" w:type="pct"/>
           </w:tcPr>
           <w:p>
             <w:pPr>
@@ -1830,8 +1898,6 @@
               </w:rPr>
               <w:t>THỦ TRƯỞNG ĐƠN VỊ</w:t>
             </w:r>
-            <w:bookmarkStart w:id="0" w:name="_GoBack"/>
-            <w:bookmarkEnd w:id="0"/>
           </w:p>
         </w:tc>
         <w:tc>
@@ -3109,7 +3175,7 @@
 </file>
 
 <file path=customXml/itemProps1.xml><?xml version="1.0" encoding="utf-8"?>
-<ds:datastoreItem xmlns:ds="http://schemas.openxmlformats.org/officeDocument/2006/customXml" ds:itemID="{C01BF465-A016-4DC7-9E00-227E669FD68C}">
+<ds:datastoreItem xmlns:ds="http://schemas.openxmlformats.org/officeDocument/2006/customXml" ds:itemID="{CE3F8E49-D746-4FAC-88AB-0F7D710D4492}">
   <ds:schemaRefs>
     <ds:schemaRef ds:uri="http://schemas.openxmlformats.org/officeDocument/2006/bibliography"/>
   </ds:schemaRefs>

--- a/mau_bao_cao.docx
+++ b/mau_bao_cao.docx
@@ -433,10 +433,7 @@
         <w:t>- Họ và tên:</w:t>
       </w:r>
       <w:r>
-        <w:t xml:space="preserve"> </w:t>
-      </w:r>
-      <w:r>
-        <w:t>{hoTen}</w:t>
+        <w:t xml:space="preserve"> {hoTen}</w:t>
       </w:r>
     </w:p>
     <w:p>
@@ -535,16 +532,24 @@
         <w:t>- Đơn vị công tác hiện nay:</w:t>
       </w:r>
       <w:r>
-        <w:t xml:space="preserve"> {donViCT}</w:t>
-      </w:r>
-      <w:r>
-        <w:t xml:space="preserve">, </w:t>
-      </w:r>
-      <w:r>
-        <w:t>{noiCongTac}</w:t>
-      </w:r>
-      <w:r>
-        <w:t>.</w:t>
+        <w:t xml:space="preserve"> {</w:t>
+      </w:r>
+      <w:r>
+        <w:t>donViCTThuong</w:t>
+      </w:r>
+      <w:r>
+        <w:t>}</w:t>
+      </w:r>
+      <w:r>
+        <w:t>, {</w:t>
+      </w:r>
+      <w:r>
+        <w:t>noiCongTacThuong</w:t>
+      </w:r>
+      <w:bookmarkStart w:id="0" w:name="_GoBack"/>
+      <w:bookmarkEnd w:id="0"/>
+      <w:r>
+        <w:t>}.</w:t>
       </w:r>
     </w:p>
     <w:p>
@@ -690,17 +695,7 @@
                 <w:sz w:val="24"/>
                 <w:szCs w:val="24"/>
               </w:rPr>
-              <w:t>Quá trình côn</w:t>
-            </w:r>
-            <w:bookmarkStart w:id="0" w:name="_GoBack"/>
-            <w:bookmarkEnd w:id="0"/>
-            <w:r>
-              <w:rPr>
-                <w:b/>
-                <w:sz w:val="24"/>
-                <w:szCs w:val="24"/>
-              </w:rPr>
-              <w:t>g tác</w:t>
+              <w:t>Quá trình công tác</w:t>
             </w:r>
           </w:p>
         </w:tc>
@@ -896,6 +891,14 @@
                 <w:szCs w:val="24"/>
               </w:rPr>
             </w:pPr>
+            <w:r>
+              <w:rPr>
+                <w:b/>
+                <w:sz w:val="24"/>
+                <w:szCs w:val="24"/>
+              </w:rPr>
+              <w:t>{tongQuaTrinh}</w:t>
+            </w:r>
           </w:p>
         </w:tc>
         <w:tc>
@@ -912,6 +915,14 @@
                 <w:szCs w:val="24"/>
               </w:rPr>
             </w:pPr>
+            <w:r>
+              <w:rPr>
+                <w:b/>
+                <w:sz w:val="24"/>
+                <w:szCs w:val="24"/>
+              </w:rPr>
+              <w:t>{tongKNC}</w:t>
+            </w:r>
           </w:p>
         </w:tc>
       </w:tr>
@@ -3175,7 +3186,7 @@
 </file>
 
 <file path=customXml/itemProps1.xml><?xml version="1.0" encoding="utf-8"?>
-<ds:datastoreItem xmlns:ds="http://schemas.openxmlformats.org/officeDocument/2006/customXml" ds:itemID="{CE3F8E49-D746-4FAC-88AB-0F7D710D4492}">
+<ds:datastoreItem xmlns:ds="http://schemas.openxmlformats.org/officeDocument/2006/customXml" ds:itemID="{9880DDF8-343C-46FE-AFEA-2971C6F0D635}">
   <ds:schemaRefs>
     <ds:schemaRef ds:uri="http://schemas.openxmlformats.org/officeDocument/2006/bibliography"/>
   </ds:schemaRefs>

--- a/mau_bao_cao.docx
+++ b/mau_bao_cao.docx
@@ -546,8 +546,6 @@
       <w:r>
         <w:t>noiCongTacThuong</w:t>
       </w:r>
-      <w:bookmarkStart w:id="0" w:name="_GoBack"/>
-      <w:bookmarkEnd w:id="0"/>
       <w:r>
         <w:t>}.</w:t>
       </w:r>
@@ -1682,6 +1680,26 @@
               </w:rPr>
               <w:t>Thời hạn</w:t>
             </w:r>
+          </w:p>
+          <w:p>
+            <w:pPr>
+              <w:jc w:val="center"/>
+              <w:rPr>
+                <w:b/>
+                <w:sz w:val="24"/>
+                <w:szCs w:val="24"/>
+              </w:rPr>
+            </w:pPr>
+            <w:r>
+              <w:rPr>
+                <w:b/>
+                <w:sz w:val="24"/>
+                <w:szCs w:val="24"/>
+              </w:rPr>
+              <w:t>(tháng)</w:t>
+            </w:r>
+            <w:bookmarkStart w:id="0" w:name="_GoBack"/>
+            <w:bookmarkEnd w:id="0"/>
           </w:p>
         </w:tc>
         <w:tc>
@@ -3186,7 +3204,7 @@
 </file>
 
 <file path=customXml/itemProps1.xml><?xml version="1.0" encoding="utf-8"?>
-<ds:datastoreItem xmlns:ds="http://schemas.openxmlformats.org/officeDocument/2006/customXml" ds:itemID="{9880DDF8-343C-46FE-AFEA-2971C6F0D635}">
+<ds:datastoreItem xmlns:ds="http://schemas.openxmlformats.org/officeDocument/2006/customXml" ds:itemID="{C72DD37B-1FF2-41CE-A9C3-947B1277F6D6}">
   <ds:schemaRefs>
     <ds:schemaRef ds:uri="http://schemas.openxmlformats.org/officeDocument/2006/bibliography"/>
   </ds:schemaRefs>
